--- a/Evolution/chapters/15 - The Cambrian Explosion - When Evolution Discovered Body Plans.docx
+++ b/Evolution/chapters/15 - The Cambrian Explosion - When Evolution Discovered Body Plans.docx
@@ -14,7 +14,7 @@
     </w:p>
     <w:p>
       <w:pPr>
-        <w:pStyle w:val="Heading1"/>
+        <w:pStyle w:val="ChapterLabel"/>
         <w:ind w:left="0" w:right="0" w:firstLine="0"/>
         <w:jc w:val="center"/>
       </w:pPr>
@@ -34,7 +34,7 @@
     </w:p>
     <w:p>
       <w:pPr>
-        <w:pStyle w:val="Heading1"/>
+        <w:pStyle w:val="Heading2"/>
         <w:ind w:left="0" w:right="0" w:firstLine="0"/>
         <w:jc w:val="center"/>
       </w:pPr>
@@ -142,7 +142,7 @@
     </w:p>
     <w:p>
       <w:pPr>
-        <w:pStyle w:val="Heading1"/>
+        <w:pStyle w:val="Heading2"/>
         <w:ind w:left="0" w:right="0" w:firstLine="0"/>
         <w:jc w:val="center"/>
       </w:pPr>
@@ -304,7 +304,7 @@
     </w:p>
     <w:p>
       <w:pPr>
-        <w:pStyle w:val="Heading1"/>
+        <w:pStyle w:val="Heading2"/>
         <w:ind w:left="0" w:right="0" w:firstLine="0"/>
         <w:jc w:val="center"/>
       </w:pPr>
@@ -442,7 +442,7 @@
     </w:p>
     <w:p>
       <w:pPr>
-        <w:pStyle w:val="Heading1"/>
+        <w:pStyle w:val="Heading2"/>
         <w:ind w:left="0" w:right="0" w:firstLine="0"/>
         <w:jc w:val="center"/>
       </w:pPr>
@@ -536,7 +536,7 @@
     </w:p>
     <w:p>
       <w:pPr>
-        <w:pStyle w:val="Heading1"/>
+        <w:pStyle w:val="Heading2"/>
         <w:ind w:left="0" w:right="0" w:firstLine="0"/>
         <w:jc w:val="center"/>
       </w:pPr>
@@ -635,7 +635,7 @@
     </w:p>
     <w:p>
       <w:pPr>
-        <w:pStyle w:val="Heading1"/>
+        <w:pStyle w:val="Heading2"/>
         <w:ind w:left="0" w:right="0" w:firstLine="0"/>
         <w:jc w:val="center"/>
       </w:pPr>
@@ -751,7 +751,7 @@
     </w:p>
     <w:p>
       <w:pPr>
-        <w:pStyle w:val="Heading1"/>
+        <w:pStyle w:val="Heading2"/>
         <w:ind w:left="0" w:right="0" w:firstLine="0"/>
         <w:jc w:val="center"/>
       </w:pPr>
@@ -840,7 +840,7 @@
     </w:p>
     <w:p>
       <w:pPr>
-        <w:pStyle w:val="Heading1"/>
+        <w:pStyle w:val="Heading2"/>
         <w:ind w:left="0" w:right="0" w:firstLine="0"/>
         <w:jc w:val="center"/>
       </w:pPr>
@@ -904,7 +904,7 @@
     </w:p>
     <w:p>
       <w:pPr>
-        <w:pStyle w:val="Heading1"/>
+        <w:pStyle w:val="Heading2"/>
         <w:ind w:left="0" w:right="0" w:firstLine="0"/>
         <w:jc w:val="center"/>
       </w:pPr>
@@ -1453,16 +1453,17 @@
     <w:pPr>
       <w:keepNext/>
       <w:keepLines/>
-      <w:spacing w:before="200" w:after="0"/>
+      <w:spacing w:before="480" w:after="0"/>
+      <w:jc w:val="center"/>
       <w:outlineLvl w:val="1"/>
     </w:pPr>
     <w:rPr>
-      <w:rFonts w:asciiTheme="majorHAnsi" w:eastAsiaTheme="majorEastAsia" w:hAnsiTheme="majorHAnsi" w:cstheme="majorBidi"/>
+      <w:rFonts w:ascii="Amazon Ember" w:hAnsi="Amazon Ember" w:cs="Amazon Ember"/>
       <w:b/>
       <w:bCs/>
-      <w:color w:val="4F81BD" w:themeColor="accent1"/>
-      <w:sz w:val="26"/>
-      <w:szCs w:val="26"/>
+      <w:color w:val="0000FF"/>
+      <w:sz w:val="36"/>
+      <w:szCs w:val="36"/>
     </w:rPr>
   </w:style>
   <w:style w:type="paragraph" w:styleId="Heading3">
@@ -1670,12 +1671,12 @@
     <w:uiPriority w:val="9"/>
     <w:rsid w:val="00FC693F"/>
     <w:rPr>
-      <w:rFonts w:asciiTheme="majorHAnsi" w:eastAsiaTheme="majorEastAsia" w:hAnsiTheme="majorHAnsi" w:cstheme="majorBidi"/>
+      <w:rFonts w:ascii="Amazon Ember" w:hAnsi="Amazon Ember" w:cs="Amazon Ember"/>
       <w:b/>
       <w:bCs/>
-      <w:color w:val="365F91" w:themeColor="accent1" w:themeShade="BF"/>
-      <w:sz w:val="28"/>
-      <w:szCs w:val="28"/>
+      <w:color w:val="0000FF"/>
+      <w:sz w:val="36"/>
+      <w:szCs w:val="36"/>
     </w:rPr>
   </w:style>
   <w:style w:type="character" w:customStyle="1" w:styleId="Heading2Char">
@@ -1685,12 +1686,12 @@
     <w:uiPriority w:val="9"/>
     <w:rsid w:val="00FC693F"/>
     <w:rPr>
-      <w:rFonts w:asciiTheme="majorHAnsi" w:eastAsiaTheme="majorEastAsia" w:hAnsiTheme="majorHAnsi" w:cstheme="majorBidi"/>
+      <w:rFonts w:ascii="Amazon Ember" w:hAnsi="Amazon Ember" w:cs="Amazon Ember"/>
       <w:b/>
       <w:bCs/>
-      <w:color w:val="4F81BD" w:themeColor="accent1"/>
-      <w:sz w:val="26"/>
-      <w:szCs w:val="26"/>
+      <w:color w:val="0000FF"/>
+      <w:sz w:val="36"/>
+      <w:szCs w:val="36"/>
     </w:rPr>
   </w:style>
   <w:style w:type="character" w:customStyle="1" w:styleId="Heading3Char">
@@ -13055,6 +13056,46 @@
         <w:shd w:val="clear" w:color="auto" w:fill="FBCAA2" w:themeFill="accent6" w:themeFillTint="7F"/>
       </w:tcPr>
     </w:tblStylePr>
+  </w:style>
+  <w:style w:type="paragraph" w:customStyle="1" w:styleId="ChapterLabel">
+    <w:name w:val="Chapter Label"/>
+    <w:basedOn w:val="Normal"/>
+    <w:next w:val="Normal"/>
+    <w:qFormat/>
+    <w:pPr>
+      <w:keepNext/>
+      <w:keepLines/>
+      <w:spacing w:before="480" w:after="0"/>
+      <w:jc w:val="center"/>
+    </w:pPr>
+    <w:rPr>
+      <w:rFonts w:ascii="Amazon Ember" w:hAnsi="Amazon Ember" w:cs="Amazon Ember"/>
+      <w:b/>
+      <w:bCs/>
+      <w:color w:val="0000FF"/>
+      <w:sz w:val="36"/>
+      <w:szCs w:val="36"/>
+    </w:rPr>
+  </w:style>
+  <w:style w:type="paragraph" w:customStyle="1" w:styleId="PartTitle">
+    <w:name w:val="Part Title"/>
+    <w:basedOn w:val="Normal"/>
+    <w:next w:val="Normal"/>
+    <w:qFormat/>
+    <w:pPr>
+      <w:keepNext/>
+      <w:keepLines/>
+      <w:spacing w:before="480" w:after="0"/>
+      <w:jc w:val="center"/>
+    </w:pPr>
+    <w:rPr>
+      <w:rFonts w:ascii="Amazon Ember" w:hAnsi="Amazon Ember" w:cs="Amazon Ember"/>
+      <w:b/>
+      <w:bCs/>
+      <w:color w:val="0000FF"/>
+      <w:sz w:val="36"/>
+      <w:szCs w:val="36"/>
+    </w:rPr>
   </w:style>
 </w:styles>
 </file>

--- a/Evolution/chapters/15 - The Cambrian Explosion - When Evolution Discovered Body Plans.docx
+++ b/Evolution/chapters/15 - The Cambrian Explosion - When Evolution Discovered Body Plans.docx
@@ -9,7 +9,7 @@
         <w:jc w:val="center"/>
       </w:pPr>
       <w:r>
-        <w:t>Life: Science for Everyone</w:t>
+        <w:t>Life: Evolution</w:t>
       </w:r>
     </w:p>
     <w:p>
